--- a/marksmith-v2/rt_roundtrip.docx
+++ b/marksmith-v2/rt_roundtrip.docx
@@ -1292,8 +1292,8 @@
       </w:r>
     </w:p>
     <w:sectPr>
-      <w:headerReference xmlns:r="http://schemas.openxmlformats.org/officeDocument/2006/relationships" w:type="default" r:id="Rc804ffb571644484"/>
-      <w:footerReference xmlns:r="http://schemas.openxmlformats.org/officeDocument/2006/relationships" w:type="default" r:id="R136523ff2a654ec7"/>
+      <w:headerReference xmlns:r="http://schemas.openxmlformats.org/officeDocument/2006/relationships" w:type="default" r:id="Rcb054e3a3d0b4a65"/>
+      <w:footerReference xmlns:r="http://schemas.openxmlformats.org/officeDocument/2006/relationships" w:type="default" r:id="R8e3714be26e74901"/>
       <w:pgSz w:w="11906" w:h="16838"/>
       <w:pgMar w:top="1440" w:right="1440" w:bottom="1440" w:left="1440" w:header="576" w:footer="576" w:gutter="0"/>
     </w:sectPr>
@@ -1719,7 +1719,7 @@
 </file>
 
 <file path=customXml/item.xml><?xml version="1.0" encoding="utf-8"?>
-<marksmithSource schema="marksmith-source-v1" version="2.0.0.0" exportedUtc="2026-07-31T16:52:30.6914111Z" theme="GitHub Light" mermaidMode="1">
+<marksmithSource schema="marksmith-source-v1" version="2.0.0.0" exportedUtc="2026-08-01T10:53:23.4671929Z" theme="GitHub Light" mermaidMode="1">
   <markdown><![CDATA[# Quarterly Review — Sample Document
 This is a **sample** so you can try MarkSmith without hunting for a Markdown file. Restyle it on the right, then hit **Generate PDF** below.
 > [!TIP]
